--- a/public/downloads/11_Contrato_Empreitada_Reforma.docx
+++ b/public/downloads/11_Contrato_Empreitada_Reforma.docx
@@ -8,12 +8,12 @@
       </w:pPr>
       <w:r>
         <w:rPr>
-          <w:rFonts w:ascii="Arial" w:hAnsi="Arial"/>
+          <w:rFonts w:ascii="Times New Roman" w:hAnsi="Times New Roman"/>
           <w:b/>
-          <w:color w:val="1A2C4C"/>
+          <w:color w:val="0A192F"/>
           <w:sz w:val="26"/>
         </w:rPr>
-        <w:t>CONTRATO DE EMPREITADA E REFORMA DE IMÓVEL</w:t>
+        <w:t>CONTRATO DE EMPREITADA DE OBRA E REFORMA DE IMÓVEL COM RESPONSABILIDADE TÉCNICA</w:t>
       </w:r>
     </w:p>
     <w:p>
@@ -22,12 +22,12 @@
       </w:pPr>
       <w:r>
         <w:rPr>
-          <w:rFonts w:ascii="Arial" w:hAnsi="Arial"/>
+          <w:rFonts w:ascii="Times New Roman" w:hAnsi="Times New Roman"/>
           <w:i/>
-          <w:color w:val="787878"/>
-          <w:sz w:val="19"/>
+          <w:color w:val="5A5A5A"/>
+          <w:sz w:val="20"/>
         </w:rPr>
-        <w:t>Acervo de Segurança Jurídica • Módulo 1: Transações Imobiliárias • Banca Andrade &amp; Florio</w:t>
+        <w:t>Regido pelos Artigos 610 a 626 do Código Civil Brasileiro</w:t>
       </w:r>
     </w:p>
     <w:p/>
@@ -45,7 +45,7 @@
         <w:tc>
           <w:tcPr>
             <w:tcW w:type="dxa" w:w="9360"/>
-            <w:shd w:fill="F4F5F7"/>
+            <w:shd w:fill="F8F9FA"/>
           </w:tcPr>
           <w:p>
             <w:pPr>
@@ -56,10 +56,12 @@
               <w:rPr>
                 <w:rFonts w:ascii="Arial" w:hAnsi="Arial"/>
                 <w:b/>
-                <w:color w:val="B48214"/>
-                <w:sz w:val="19"/>
+                <w:color w:val="8C640F"/>
+                <w:sz w:val="18"/>
               </w:rPr>
-              <w:t>💡 NOTA TÉCNICA DO ADVOGADO: Contrato essencial para evitar que reformas estourem orçamento ou gerem acusações de vínculo trabalhista com pedreiros/mão de obra.</w:t>
+              <w:t>ORIENTAÇÃO TÉCNICA E SEGURANÇA JURÍDICA (ANDRADE &amp; FLORIO):</w:t>
+              <w:br/>
+              <w:t>O empreiteiro de materiais e mão de obra responde durante 5 anos pela solidez e segurança da obra (Art. 618 do CC). Este contrato afasta qualquer responsabilidade trabalhista do proprietário do imóvel perante os operários e serventes contratados pelo empreiteiro.</w:t>
             </w:r>
           </w:p>
         </w:tc>
@@ -68,129 +70,186 @@
     <w:p/>
     <w:p>
       <w:pPr>
-        <w:pStyle w:val="Heading2"/>
+        <w:spacing w:line="300" w:lineRule="auto" w:after="240"/>
+        <w:jc w:val="both"/>
       </w:pPr>
       <w:r>
-        <w:t>QUALIFICAÇÃO DAS PARTES</w:t>
-      </w:r>
-    </w:p>
-    <w:p>
-      <w:r>
-        <w:t>CONTRATANTE: [PROPRIETÁRIO DO IMÓVEL].</w:t>
+        <w:rPr>
+          <w:rFonts w:ascii="Times New Roman" w:hAnsi="Times New Roman"/>
+          <w:color w:val="1E1E1E"/>
+          <w:sz w:val="22"/>
+        </w:rPr>
+        <w:t>Pelo presente Instrumento Particular de Contrato de Empreitada e Reforma, celebram entre si:</w:t>
         <w:br/>
-        <w:t>EMPREITEIRO: [PRESTADOR/RESPONSÁVEL PELA OBRA].</w:t>
+        <w:br/>
+        <w:t>DONO DA OBRA (CONTRATANTE): [NOME DO PROPRIETÁRIO], CPF [CPF], residente na [ENDEREÇO];</w:t>
+        <w:br/>
+        <w:br/>
+        <w:t>EMPREITEIRO (CONTRATADA): [RAZÃO SOCIAL OU NOME DO EMPREITEIRO], CNPJ/CPF [NÚMERO], com sede na [ENDEREÇO];</w:t>
+        <w:br/>
+        <w:br/>
+        <w:t>Ajustam as seguintes cláusulas:</w:t>
       </w:r>
     </w:p>
     <w:p>
       <w:pPr>
-        <w:spacing w:before="200" w:after="40"/>
+        <w:spacing w:before="240" w:after="60"/>
       </w:pPr>
       <w:r>
         <w:rPr>
-          <w:rFonts w:ascii="Arial" w:hAnsi="Arial"/>
+          <w:rFonts w:ascii="Times New Roman" w:hAnsi="Times New Roman"/>
           <w:b/>
-          <w:color w:val="1A2C4C"/>
+          <w:color w:val="0A192F"/>
           <w:sz w:val="22"/>
         </w:rPr>
-        <w:t>CLÁUSULA PRIMEIRA – DO ESCOPO DA OBRA</w:t>
+        <w:t>CLÁUSULA PRIMEIRA – DO ESCOPO DA EMPREITADA</w:t>
       </w:r>
     </w:p>
     <w:p>
       <w:pPr>
-        <w:spacing w:before="0" w:after="120" w:line="276" w:lineRule="auto"/>
+        <w:spacing w:before="0" w:after="160" w:line="300" w:lineRule="auto"/>
+        <w:jc w:val="both"/>
       </w:pPr>
       <w:r>
         <w:rPr>
-          <w:rFonts w:ascii="Arial" w:hAnsi="Arial"/>
-          <w:color w:val="282828"/>
-          <w:sz w:val="20"/>
+          <w:rFonts w:ascii="Times New Roman" w:hAnsi="Times New Roman"/>
+          <w:color w:val="1E1E1E"/>
+          <w:sz w:val="21"/>
         </w:rPr>
-        <w:t>Execução da reforma conforme memorial descritivo anexo, abrangendo instalações elétricas, hidráulicas, pisos e pintura.</w:t>
+        <w:t>1.1. A CONTRATADA obriga-se a executar a reforma no imóvel do CONTRATANTE situado na [ENDEREÇO DA OBRA], abrangendo as etapas de alvenaria, pisos, pintura e instalações elétricas/hidráulicas descritas no Memorial Descritivo anexo.</w:t>
       </w:r>
     </w:p>
     <w:p>
       <w:pPr>
-        <w:spacing w:before="200" w:after="40"/>
+        <w:spacing w:before="240" w:after="60"/>
       </w:pPr>
       <w:r>
         <w:rPr>
-          <w:rFonts w:ascii="Arial" w:hAnsi="Arial"/>
+          <w:rFonts w:ascii="Times New Roman" w:hAnsi="Times New Roman"/>
           <w:b/>
-          <w:color w:val="1A2C4C"/>
+          <w:color w:val="0A192F"/>
           <w:sz w:val="22"/>
         </w:rPr>
-        <w:t>CLÁUSULA SEGUNDA – DOS PRAZOS E MEDIÇÕES</w:t>
+        <w:t>CLÁUSULA SEGUNDA – DO CRONOGRAMA, PREÇO E MEDIÇÕES</w:t>
       </w:r>
     </w:p>
     <w:p>
       <w:pPr>
-        <w:spacing w:before="0" w:after="120" w:line="276" w:lineRule="auto"/>
+        <w:spacing w:before="0" w:after="160" w:line="300" w:lineRule="auto"/>
+        <w:jc w:val="both"/>
       </w:pPr>
       <w:r>
         <w:rPr>
-          <w:rFonts w:ascii="Arial" w:hAnsi="Arial"/>
-          <w:color w:val="282828"/>
-          <w:sz w:val="20"/>
+          <w:rFonts w:ascii="Times New Roman" w:hAnsi="Times New Roman"/>
+          <w:color w:val="1E1E1E"/>
+          <w:sz w:val="21"/>
         </w:rPr>
-        <w:t>Obra com início em [DATA] e entrega em [DATA], com pagamentos liberados estritamente por medição de etapas concluídas.</w:t>
+        <w:t>2.1. O valor total da empreitada é de R$ [VALOR POR EXTENSO], a ser pago estritamente por medição física de etapas aprovadas pelo CONTRATANTE, vedado o adiantamento de valores sem contraprestação concluída.</w:t>
       </w:r>
     </w:p>
     <w:p>
       <w:pPr>
-        <w:spacing w:before="200" w:after="40"/>
+        <w:spacing w:before="240" w:after="60"/>
       </w:pPr>
       <w:r>
         <w:rPr>
-          <w:rFonts w:ascii="Arial" w:hAnsi="Arial"/>
+          <w:rFonts w:ascii="Times New Roman" w:hAnsi="Times New Roman"/>
           <w:b/>
-          <w:color w:val="1A2C4C"/>
+          <w:color w:val="0A192F"/>
           <w:sz w:val="22"/>
         </w:rPr>
-        <w:t>CLÁUSULA TERCEIRA – DA RESPONSABILIDADE TRABALHISTA</w:t>
+        <w:t>CLÁUSULA TERCEIRA – DA BLINDAGEM TRABALHISTA E PREVIDENCIÁRIA</w:t>
       </w:r>
     </w:p>
     <w:p>
       <w:pPr>
-        <w:spacing w:before="0" w:after="120" w:line="276" w:lineRule="auto"/>
+        <w:spacing w:before="0" w:after="160" w:line="300" w:lineRule="auto"/>
+        <w:jc w:val="both"/>
       </w:pPr>
       <w:r>
         <w:rPr>
-          <w:rFonts w:ascii="Arial" w:hAnsi="Arial"/>
-          <w:color w:val="282828"/>
-          <w:sz w:val="20"/>
+          <w:rFonts w:ascii="Times New Roman" w:hAnsi="Times New Roman"/>
+          <w:color w:val="1E1E1E"/>
+          <w:sz w:val="21"/>
         </w:rPr>
-        <w:t>O Empreiteiro responde civil e trabalhisticamente por todos os funcionários que alocar na obra.</w:t>
+        <w:t>3.1. A CONTRATADA assume inteira responsabilidade pelo pagamento de salários, FGTS, INSS e equipamentos de proteção individual (EPIs) de todos os trabalhadores que alocar na obra, isentando o Dono da Obra de qualquer passivo.</w:t>
       </w:r>
     </w:p>
     <w:p>
+      <w:pPr>
+        <w:spacing w:before="240" w:after="60"/>
+      </w:pPr>
       <w:r>
+        <w:rPr>
+          <w:rFonts w:ascii="Times New Roman" w:hAnsi="Times New Roman"/>
+          <w:b/>
+          <w:color w:val="0A192F"/>
+          <w:sz w:val="22"/>
+        </w:rPr>
+        <w:t>CLÁUSULA QUARTA – DA GARANTIA LEGAL DE SOLIDEZ (ART. 618 DO CC)</w:t>
+      </w:r>
+    </w:p>
+    <w:p>
+      <w:pPr>
+        <w:spacing w:before="0" w:after="160" w:line="300" w:lineRule="auto"/>
+        <w:jc w:val="both"/>
+      </w:pPr>
+      <w:r>
+        <w:rPr>
+          <w:rFonts w:ascii="Times New Roman" w:hAnsi="Times New Roman"/>
+          <w:color w:val="1E1E1E"/>
+          <w:sz w:val="21"/>
+        </w:rPr>
+        <w:t>4.1. A CONTRATADA responde durante 05 (cinco) anos pela solidez e segurança da obra executada e dos materiais fornecidos.</w:t>
+      </w:r>
+    </w:p>
+    <w:p>
+      <w:pPr>
+        <w:spacing w:before="360" w:after="480"/>
+      </w:pPr>
+      <w:r>
+        <w:rPr>
+          <w:rFonts w:ascii="Times New Roman" w:hAnsi="Times New Roman"/>
+          <w:sz w:val="21"/>
+        </w:rPr>
+        <w:t>E, por estarem assim justas, acordadas e contratadas, as partes firmam o presente instrumento em 02 (duas) vias de igual teor e forma, na presença das 02 (duas) testemunhas instrumentárias abaixo qualificadas, que a tudo assistiram e dão fé.</w:t>
+        <w:br/>
         <w:br/>
         <w:t>[CIDADE/UF], [DIA] de [MÊS] de 202[X].</w:t>
         <w:br/>
         <w:br/>
-      </w:r>
-    </w:p>
-    <w:p>
-      <w:r>
-        <w:t>_________________________________________</w:t>
         <w:br/>
-        <w:t>PRIMEIRA PARTE / CONTRATANTE</w:t>
+        <w:t>___________________________________________________________</w:t>
+        <w:br/>
+        <w:t>PRIMEIRA PARTE</w:t>
+        <w:br/>
+        <w:t>CPF/CNPJ nº [NÚMERO]</w:t>
         <w:br/>
         <w:br/>
-        <w:t>_________________________________________</w:t>
         <w:br/>
-        <w:t>SEGUNDA PARTE / CONTRATADA</w:t>
+        <w:t>___________________________________________________________</w:t>
+        <w:br/>
+        <w:t>SEGUNDA PARTE</w:t>
+        <w:br/>
+        <w:t>CPF/CNPJ nº [NÚMERO]</w:t>
         <w:br/>
         <w:br/>
-      </w:r>
-    </w:p>
-    <w:p>
-      <w:r>
-        <w:t>TESTEMUNHAS:</w:t>
         <w:br/>
-        <w:t>1. Nome: ____________________ CPF: ______________</w:t>
+        <w:t>TESTEMUNHAS INSTRUMENTÁRIAS:</w:t>
         <w:br/>
-        <w:t>2. Nome: ____________________ CPF: ______________</w:t>
+        <w:br/>
+        <w:t>1. ______________________________________</w:t>
+        <w:br/>
+        <w:t>Nome: [NOME COMPLETO DA TESTEMUNHA 1]</w:t>
+        <w:br/>
+        <w:t>RG nº [NÚMERO] | CPF nº [NÚMERO]</w:t>
+        <w:br/>
+        <w:br/>
+        <w:t>2. ______________________________________</w:t>
+        <w:br/>
+        <w:t>Nome: [NOME COMPLETO DA TESTEMUNHA 2]</w:t>
+        <w:br/>
+        <w:t>RG nº [NÚMERO] | CPF nº [NÚMERO]</w:t>
       </w:r>
     </w:p>
     <w:sectPr>
